--- a/LAS 82 ECUACIONES TBAC EN 13 ESCALOFONES JERARQUICOS PARA LA ORGANIZACION DE LA ECONOMIA MUNDIAL.docx
+++ b/LAS 82 ECUACIONES TBAC EN 13 ESCALOFONES JERARQUICOS PARA LA ORGANIZACION DE LA ECONOMIA MUNDIAL.docx
@@ -12888,6 +12888,100 @@
         <w:t>El SUCRE es estructuralmente 89,6 veces más valioso que el dólar estadounidense, lo que confirma que la dolarización es innecesaria para los países de la UNASUR. El modelo TBAC ofrece una vía soberana para revalorizar las monedas de la región y consolidar la integración económica de Sudamérica mediante el SUCRE como moneda común.</w:t>
       </w:r>
     </w:p>
+    <w:p>
+      <w:pPr>
+        <w:pBdr>
+          <w:bottom w:val="single" w:sz="6" w:space="1" w:color="auto"/>
+        </w:pBdr>
+      </w:pPr>
+    </w:p>
+    <w:p/>
+    <w:p/>
+    <w:p>
+      <w:r>
+        <w:t>Primera lista: valor real de 1 unidad de cada moneda (incluido el SUCRE) en dólares estadounidenses (USD)</w:t>
+      </w:r>
+    </w:p>
+    <w:p/>
+    <w:p>
+      <w:r>
+        <w:t xml:space="preserve">Según la teoría TBAC, estos son los precios estructurales, no los del </w:t>
+      </w:r>
+      <w:proofErr w:type="spellStart"/>
+      <w:r>
+        <w:t>Forex</w:t>
+      </w:r>
+      <w:proofErr w:type="spellEnd"/>
+      <w:r>
+        <w:t>:</w:t>
+      </w:r>
+    </w:p>
+    <w:p/>
+    <w:p>
+      <w:r>
+        <w:t>· Venezuela (Bs): 1 bolívar equivale a 7.610,79 dólares (1.580.000 ÷ 207,6).</w:t>
+      </w:r>
+    </w:p>
+    <w:p>
+      <w:r>
+        <w:t>· Argentina (ARS): 1 peso argentino equivale a 5,54 dólares (1.150 ÷ 207,6).</w:t>
+      </w:r>
+    </w:p>
+    <w:p>
+      <w:r>
+        <w:t>· Guyana (GYD): 1 dólar guyanés equivale a 0,957 dólares (198,7 ÷ 207,6).</w:t>
+      </w:r>
+    </w:p>
+    <w:p>
+      <w:r>
+        <w:t>· Surinam (SRD): 1 dólar surinamés equivale a 0,416 dólares (86,33 ÷ 207,6).</w:t>
+      </w:r>
+    </w:p>
+    <w:p>
+      <w:r>
+        <w:t>· Chile (CLP): 1 peso chileno equivale a 0,328 dólares (68,03 ÷ 207,6).</w:t>
+      </w:r>
+    </w:p>
+    <w:p>
+      <w:r>
+        <w:t>· Uruguay (UYU): 1 peso uruguayo equivale a 0,294 dólares (61,04 ÷ 207,6).</w:t>
+      </w:r>
+    </w:p>
+    <w:p>
+      <w:r>
+        <w:t>· Colombia (COP): 1 peso colombiano equivale a 0,269 dólares (55,77 ÷ 207,6).</w:t>
+      </w:r>
+    </w:p>
+    <w:p>
+      <w:r>
+        <w:t>· Bolivia (BOB): 1 boliviano equivale a 0,223 dólares (46,37 ÷ 207,6).</w:t>
+      </w:r>
+    </w:p>
+    <w:p>
+      <w:r>
+        <w:t>· Paraguay (PYG): 1 guaraní equivale a 0,222 dólares (45,99 ÷ 207,6).</w:t>
+      </w:r>
+    </w:p>
+    <w:p>
+      <w:r>
+        <w:t>· Brasil (BRL): 1 real equivale a 0,188 dólares (38,99 ÷ 207,6).</w:t>
+      </w:r>
+    </w:p>
+    <w:p>
+      <w:r>
+        <w:t>· Ecuador (USD): 1 dólar estadounidense circulando en Ecuador equivale estructuralmente a 0,183 dólares (38,03 ÷ 207,6).</w:t>
+      </w:r>
+    </w:p>
+    <w:p>
+      <w:r>
+        <w:t>· Perú (PEN): 1 sol equivale a 0,148 dólares (30,67 ÷ 207,6).</w:t>
+      </w:r>
+    </w:p>
+    <w:p>
+      <w:r>
+        <w:t>· UNASUR (SUCRE): 1 SUCRE equivale a 89,60 dólares (18.600 ÷ 207,6).</w:t>
+      </w:r>
+    </w:p>
     <w:p/>
     <w:p>
       <w:r>
@@ -12897,9 +12991,426 @@
     <w:p/>
     <w:p>
       <w:r>
+        <w:t>Segunda lista: valor real de 1 dólar estadounidense en cada moneda local (la inversa)</w:t>
+      </w:r>
+    </w:p>
+    <w:p/>
+    <w:p>
+      <w:r>
+        <w:t>Es decir, cuánto vale 1 dólar si lo cambias por el valor estructural de cada país:</w:t>
+      </w:r>
+    </w:p>
+    <w:p/>
+    <w:p>
+      <w:r>
+        <w:t>· Venezuela: 1 dólar equivale a 0,000131 bolívares (207,6 ÷ 1.580.000).</w:t>
+      </w:r>
+    </w:p>
+    <w:p>
+      <w:r>
+        <w:t>· Argentina: 1 dólar equivale a 0,1805 pesos argentinos (207,6 ÷ 1.150).</w:t>
+      </w:r>
+    </w:p>
+    <w:p>
+      <w:r>
+        <w:t>· Guyana: 1 dólar equivale a 1,04 dólares guyaneses (207,6 ÷ 198,7).</w:t>
+      </w:r>
+    </w:p>
+    <w:p>
+      <w:r>
+        <w:t>· Surinam: 1 dólar equivale a 2,40 dólares surinameses (207,6 ÷ 86,33).</w:t>
+      </w:r>
+    </w:p>
+    <w:p>
+      <w:r>
+        <w:t>· Chile: 1 dólar equivale a 3,05 pesos chilenos (207,6 ÷ 68,03).</w:t>
+      </w:r>
+    </w:p>
+    <w:p>
+      <w:r>
+        <w:t>· Uruguay: 1 dólar equivale a 3,40 pesos uruguayos (207,6 ÷ 61,04).</w:t>
+      </w:r>
+    </w:p>
+    <w:p>
+      <w:r>
+        <w:t>· Colombia: 1 dólar equivale a 3,72 pesos colombianos (207,6 ÷ 55,77).</w:t>
+      </w:r>
+    </w:p>
+    <w:p>
+      <w:r>
+        <w:t>· Bolivia: 1 dólar equivale a 4,48 bolivianos (207,6 ÷ 46,37).</w:t>
+      </w:r>
+    </w:p>
+    <w:p>
+      <w:r>
+        <w:t>· Paraguay: 1 dólar equivale a 4,51 guaraníes (207,6 ÷ 45,99).</w:t>
+      </w:r>
+    </w:p>
+    <w:p>
+      <w:r>
+        <w:t>· Brasil: 1 dólar equivale a 5,32 reales (207,6 ÷ 38,99).</w:t>
+      </w:r>
+    </w:p>
+    <w:p>
+      <w:r>
+        <w:t>· Ecuador: 1 dólar (estadounidense) equivale a 5,46 dólares ecuatorianos estructurales (207,6 ÷ 38,03). Ojo: esto no es un tipo de cambio físico, sino una medida de respaldo.</w:t>
+      </w:r>
+    </w:p>
+    <w:p>
+      <w:r>
+        <w:t>· Perú: 1 dólar equivale a 6,77 soles (207,6 ÷ 30,67).</w:t>
+      </w:r>
+    </w:p>
+    <w:p>
+      <w:r>
+        <w:t>· UNASUR: 1 dólar equivale a 0,01116 SUCRE (207,6 ÷ 18.600).</w:t>
+      </w:r>
+    </w:p>
+    <w:p/>
+    <w:p>
+      <w:r>
+        <w:t>---</w:t>
+      </w:r>
+    </w:p>
+    <w:p/>
+    <w:p>
+      <w:r>
+        <w:t xml:space="preserve">Tercera lista: lo que dice el </w:t>
+      </w:r>
+      <w:proofErr w:type="spellStart"/>
+      <w:r>
+        <w:t>Forex</w:t>
+      </w:r>
+      <w:proofErr w:type="spellEnd"/>
+      <w:r>
+        <w:t xml:space="preserve"> (tipo de cambio de mercado) para cada moneda, y la distorsión que eso genera</w:t>
+      </w:r>
+    </w:p>
+    <w:p/>
+    <w:p>
+      <w:r>
+        <w:t xml:space="preserve">El </w:t>
+      </w:r>
+      <w:proofErr w:type="spellStart"/>
+      <w:r>
+        <w:t>Forex</w:t>
+      </w:r>
+      <w:proofErr w:type="spellEnd"/>
+      <w:r>
+        <w:t xml:space="preserve"> (los datos de la sección 4.14 de tu documento) muestra estos precios de mercado (USD por 1 unidad local). Al compararlos con los valores reales de la primera lista, se ve la distorsión especulativa:</w:t>
+      </w:r>
+    </w:p>
+    <w:p/>
+    <w:p>
+      <w:r>
+        <w:t xml:space="preserve">· Venezuela (Bs): el </w:t>
+      </w:r>
+      <w:proofErr w:type="spellStart"/>
+      <w:r>
+        <w:t>Forex</w:t>
+      </w:r>
+      <w:proofErr w:type="spellEnd"/>
+      <w:r>
+        <w:t xml:space="preserve"> dice que 1 Bs = 0,00127 USD, pero el valor real es 7.610,79 USD. Distorsión: el bolívar está subvalorado en el </w:t>
+      </w:r>
+      <w:proofErr w:type="spellStart"/>
+      <w:r>
+        <w:t>Forex</w:t>
+      </w:r>
+      <w:proofErr w:type="spellEnd"/>
+      <w:r>
+        <w:t xml:space="preserve"> por un factor de 6 millones de veces. El mercado lo trata como basura cuando en realidad es la moneda con mayor respaldo del mundo.</w:t>
+      </w:r>
+    </w:p>
+    <w:p>
+      <w:r>
+        <w:t xml:space="preserve">· Argentina (ARS): el </w:t>
+      </w:r>
+      <w:proofErr w:type="spellStart"/>
+      <w:r>
+        <w:t>Forex</w:t>
+      </w:r>
+      <w:proofErr w:type="spellEnd"/>
+      <w:r>
+        <w:t xml:space="preserve"> dice 0,0011 USD por peso, pero el valor real es 5,54 USD. Está subvalorado unas 5.000 veces. El peso argentino tiene un respaldo estructural inmenso que el mercado ignora.</w:t>
+      </w:r>
+    </w:p>
+    <w:p>
+      <w:r>
+        <w:t xml:space="preserve">· Guyana (GYD): el </w:t>
+      </w:r>
+      <w:proofErr w:type="spellStart"/>
+      <w:r>
+        <w:t>Forex</w:t>
+      </w:r>
+      <w:proofErr w:type="spellEnd"/>
+      <w:r>
+        <w:t xml:space="preserve"> dice 0,0048 USD, pero el valor real es 0,957 USD. Subvalorado unas 200 veces. El dólar guyanés debería valer casi 1 dólar americano, y el </w:t>
+      </w:r>
+      <w:proofErr w:type="spellStart"/>
+      <w:r>
+        <w:t>Forex</w:t>
+      </w:r>
+      <w:proofErr w:type="spellEnd"/>
+      <w:r>
+        <w:t xml:space="preserve"> lo tiene casi regalado.</w:t>
+      </w:r>
+    </w:p>
+    <w:p>
+      <w:r>
+        <w:t xml:space="preserve">· Surinam (SRD): el </w:t>
+      </w:r>
+      <w:proofErr w:type="spellStart"/>
+      <w:r>
+        <w:t>Forex</w:t>
+      </w:r>
+      <w:proofErr w:type="spellEnd"/>
+      <w:r>
+        <w:t xml:space="preserve"> dice 0,026 USD, pero el real es 0,416 USD. Subvalorado 16 veces. El mercado no reconoce su respaldo.</w:t>
+      </w:r>
+    </w:p>
+    <w:p>
+      <w:r>
+        <w:t xml:space="preserve">· Chile (CLP): el </w:t>
+      </w:r>
+      <w:proofErr w:type="spellStart"/>
+      <w:r>
+        <w:t>Forex</w:t>
+      </w:r>
+      <w:proofErr w:type="spellEnd"/>
+      <w:r>
+        <w:t xml:space="preserve"> dice 0,0011 USD, pero el real es 0,328 USD. Subvalorado unas 298 veces. El peso chileno es mucho más fuerte de lo que muestra la especulación.</w:t>
+      </w:r>
+    </w:p>
+    <w:p>
+      <w:r>
+        <w:t xml:space="preserve">· Uruguay (UYU): el </w:t>
+      </w:r>
+      <w:proofErr w:type="spellStart"/>
+      <w:r>
+        <w:t>Forex</w:t>
+      </w:r>
+      <w:proofErr w:type="spellEnd"/>
+      <w:r>
+        <w:t xml:space="preserve"> dice 0,024 USD, pero el real es 0,294 USD. Subvalorado 12 veces. El mercado castiga al peso uruguayo sin razón estructural.</w:t>
+      </w:r>
+    </w:p>
+    <w:p>
+      <w:r>
+        <w:t xml:space="preserve">· Colombia (COP): el </w:t>
+      </w:r>
+      <w:proofErr w:type="spellStart"/>
+      <w:r>
+        <w:t>Forex</w:t>
+      </w:r>
+      <w:proofErr w:type="spellEnd"/>
+      <w:r>
+        <w:t xml:space="preserve"> dice 0,00024 USD, pero el real es 0,269 USD. Subvalorado 1.120 veces. El peso colombiano está ridículamente barato en el </w:t>
+      </w:r>
+      <w:proofErr w:type="spellStart"/>
+      <w:r>
+        <w:t>Forex</w:t>
+      </w:r>
+      <w:proofErr w:type="spellEnd"/>
+      <w:r>
+        <w:t>.</w:t>
+      </w:r>
+    </w:p>
+    <w:p>
+      <w:r>
+        <w:t xml:space="preserve">· Bolivia (BOB): el </w:t>
+      </w:r>
+      <w:proofErr w:type="spellStart"/>
+      <w:r>
+        <w:t>Forex</w:t>
+      </w:r>
+      <w:proofErr w:type="spellEnd"/>
+      <w:r>
+        <w:t xml:space="preserve"> dice 0,145 USD, pero el real es 0,223 USD. Subvalorado solo 1,5 veces, es de las menos distorsionadas, pero aun así el </w:t>
+      </w:r>
+      <w:proofErr w:type="spellStart"/>
+      <w:r>
+        <w:t>Forex</w:t>
+      </w:r>
+      <w:proofErr w:type="spellEnd"/>
+      <w:r>
+        <w:t xml:space="preserve"> no refleja su verdadero respaldo.</w:t>
+      </w:r>
+    </w:p>
+    <w:p>
+      <w:r>
+        <w:t xml:space="preserve">· Paraguay (PYG): el </w:t>
+      </w:r>
+      <w:proofErr w:type="spellStart"/>
+      <w:r>
+        <w:t>Forex</w:t>
+      </w:r>
+      <w:proofErr w:type="spellEnd"/>
+      <w:r>
+        <w:t xml:space="preserve"> dice 0,00013 USD, pero el real es 0,222 USD. Subvalorado 1.707 veces. El guaraní es otra moneda que el mercado tiene casi en cero.</w:t>
+      </w:r>
+    </w:p>
+    <w:p>
+      <w:r>
+        <w:t xml:space="preserve">· Brasil (BRL): el </w:t>
+      </w:r>
+      <w:proofErr w:type="spellStart"/>
+      <w:r>
+        <w:t>Forex</w:t>
+      </w:r>
+      <w:proofErr w:type="spellEnd"/>
+      <w:r>
+        <w:t xml:space="preserve"> dice 0,19 USD, pero el real es 0,188 USD. Aquí el </w:t>
+      </w:r>
+      <w:proofErr w:type="spellStart"/>
+      <w:r>
+        <w:t>Forex</w:t>
+      </w:r>
+      <w:proofErr w:type="spellEnd"/>
+      <w:r>
+        <w:t xml:space="preserve"> está muy cerca de la realidad (solo un 1% de diferencia). Es el único caso donde el mercado especulativo no se desvía mucho.</w:t>
+      </w:r>
+    </w:p>
+    <w:p>
+      <w:r>
+        <w:t xml:space="preserve">· Ecuador (USD): el </w:t>
+      </w:r>
+      <w:proofErr w:type="spellStart"/>
+      <w:r>
+        <w:t>Forex</w:t>
+      </w:r>
+      <w:proofErr w:type="spellEnd"/>
+      <w:r>
+        <w:t xml:space="preserve"> dice 1,00 USD (porque usan el dólar), pero el valor real estructural es solo 0,183 USD. Aquí la distorsión es inversa: el dólar ecuatoriano está sobrevalorado en el </w:t>
+      </w:r>
+      <w:proofErr w:type="spellStart"/>
+      <w:r>
+        <w:t>Forex</w:t>
+      </w:r>
+      <w:proofErr w:type="spellEnd"/>
+      <w:r>
+        <w:t xml:space="preserve">, porque el mercado le asigna el mismo valor que al dólar de la Reserva Federal, pero el respaldo real de la economía ecuatoriana es mucho menor. El </w:t>
+      </w:r>
+      <w:proofErr w:type="spellStart"/>
+      <w:r>
+        <w:t>Forex</w:t>
+      </w:r>
+      <w:proofErr w:type="spellEnd"/>
+      <w:r>
+        <w:t xml:space="preserve"> le está dando un precio 5,5 veces superior al que le corresponde por estructura.</w:t>
+      </w:r>
+    </w:p>
+    <w:p>
+      <w:r>
+        <w:t xml:space="preserve">· Perú (PEN): el </w:t>
+      </w:r>
+      <w:proofErr w:type="spellStart"/>
+      <w:r>
+        <w:t>Forex</w:t>
+      </w:r>
+      <w:proofErr w:type="spellEnd"/>
+      <w:r>
+        <w:t xml:space="preserve"> dice 0,27 USD, pero el real es 0,148 USD. Está sobrevalorado en el </w:t>
+      </w:r>
+      <w:proofErr w:type="spellStart"/>
+      <w:r>
+        <w:t>Forex</w:t>
+      </w:r>
+      <w:proofErr w:type="spellEnd"/>
+      <w:r>
+        <w:t xml:space="preserve"> un 82%. El sol peruano vale menos de lo que el mercado especulativo cree.</w:t>
+      </w:r>
+    </w:p>
+    <w:p>
+      <w:r>
+        <w:t xml:space="preserve">· UNASUR (SUCRE): el documento asume un </w:t>
+      </w:r>
+      <w:proofErr w:type="spellStart"/>
+      <w:r>
+        <w:t>Forex</w:t>
+      </w:r>
+      <w:proofErr w:type="spellEnd"/>
+      <w:r>
+        <w:t xml:space="preserve"> de 1,00 USD por SUCRE (porque es una moneda teórica), pero el valor real es 89,60 USD. El SUCRE está subvalorado 89,6 veces en el mercado de divisas. El </w:t>
+      </w:r>
+      <w:proofErr w:type="spellStart"/>
+      <w:r>
+        <w:t>Forex</w:t>
+      </w:r>
+      <w:proofErr w:type="spellEnd"/>
+      <w:r>
+        <w:t xml:space="preserve"> lo trata como si fuera un dólar más, cuando en realidad tiene un respaldo estructural casi 90 veces superior.</w:t>
+      </w:r>
+    </w:p>
+    <w:p/>
+    <w:p>
+      <w:r>
+        <w:t>---</w:t>
+      </w:r>
+    </w:p>
+    <w:p/>
+    <w:p>
+      <w:r>
+        <w:t>Conclusión de tus documentos</w:t>
+      </w:r>
+    </w:p>
+    <w:p/>
+    <w:p>
+      <w:r>
+        <w:t xml:space="preserve">El mercado </w:t>
+      </w:r>
+      <w:proofErr w:type="spellStart"/>
+      <w:r>
+        <w:t>Forex</w:t>
+      </w:r>
+      <w:proofErr w:type="spellEnd"/>
+      <w:r>
+        <w:t xml:space="preserve"> no mide riqueza real; mide expectativas, flujos de capital y pánico. Venezuela, Argentina, Colombia, Paraguay, Chile y Guyana tienen monedas que el mercado ha enterrado vivas, pero la estructura económica (PIB, recursos naturales, activos, deuda </w:t>
+      </w:r>
+      <w:proofErr w:type="spellStart"/>
+      <w:r>
+        <w:t>tokenizada</w:t>
+      </w:r>
+      <w:proofErr w:type="spellEnd"/>
+      <w:r>
+        <w:t xml:space="preserve">) las revaloriza a niveles astronómicos. El único caso donde el </w:t>
+      </w:r>
+      <w:proofErr w:type="spellStart"/>
+      <w:r>
+        <w:t>Forex</w:t>
+      </w:r>
+      <w:proofErr w:type="spellEnd"/>
+      <w:r>
+        <w:t xml:space="preserve"> acierta es Brasil, y el caso donde el </w:t>
+      </w:r>
+      <w:proofErr w:type="spellStart"/>
+      <w:r>
+        <w:t>Forex</w:t>
+      </w:r>
+      <w:proofErr w:type="spellEnd"/>
+      <w:r>
+        <w:t xml:space="preserve"> engaña al alza es Ecuador y Perú. Y el SUCRE, como bloque, es 89 veces más poderoso que el dólar, lo que echa por tierra cualquier necesidad de dolarización.</w:t>
+      </w:r>
+    </w:p>
+    <w:p/>
+    <w:p/>
+    <w:p>
+      <w:hyperlink r:id="rId4" w:history="1">
+        <w:r>
+          <w:rPr>
+            <w:rStyle w:val="Hipervnculo"/>
+          </w:rPr>
+          <w:t>https://github.com/reumend/VALOR-REAL-DEL-SUCRE-DE-LA-UNASUR-</w:t>
+        </w:r>
+      </w:hyperlink>
+    </w:p>
+    <w:p/>
+    <w:p>
+      <w:r>
         <w:t>Enlace al repositorio:</w:t>
       </w:r>
     </w:p>
+    <w:p/>
     <w:p>
       <w:r>
         <w:t>https://github.com/reumend/VALOR-REAL-DEL-BOLIVAR-VENEZOLANO-</w:t>
@@ -24857,6 +25368,29 @@
       <w:spacing w:val="5"/>
     </w:rPr>
   </w:style>
+  <w:style w:type="character" w:styleId="Hipervnculo">
+    <w:name w:val="Hyperlink"/>
+    <w:basedOn w:val="Fuentedeprrafopredeter"/>
+    <w:uiPriority w:val="99"/>
+    <w:unhideWhenUsed/>
+    <w:rsid w:val="00D15995"/>
+    <w:rPr>
+      <w:color w:val="467886" w:themeColor="hyperlink"/>
+      <w:u w:val="single"/>
+    </w:rPr>
+  </w:style>
+  <w:style w:type="character" w:styleId="Mencinsinresolver">
+    <w:name w:val="Unresolved Mention"/>
+    <w:basedOn w:val="Fuentedeprrafopredeter"/>
+    <w:uiPriority w:val="99"/>
+    <w:semiHidden/>
+    <w:unhideWhenUsed/>
+    <w:rsid w:val="00D15995"/>
+    <w:rPr>
+      <w:color w:val="605E5C"/>
+      <w:shd w:val="clear" w:color="auto" w:fill="E1DFDD"/>
+    </w:rPr>
+  </w:style>
 </w:styles>
 </file>
 
